--- a/摘要汇总.docx
+++ b/摘要汇总.docx
@@ -45596,26 +45596,6 @@
           <w:lang w:eastAsia="zh-CN"/>
         </w:rPr>
         <w:t>题</w:t>
-      </w:r>
-      <w:r>
-        <w:rPr>
-          <w:rFonts w:eastAsia="黑体"/>
-          <w:b/>
-          <w:color w:val="1F3864"/>
-          <w:sz w:val="28"/>
-          <w:lang w:eastAsia="zh-CN"/>
-        </w:rPr>
-        <w:t xml:space="preserve"> </w:t>
-      </w:r>
-      <w:r>
-        <w:rPr>
-          <w:rFonts w:eastAsia="黑体"/>
-          <w:b/>
-          <w:color w:val="1F3864"/>
-          <w:sz w:val="28"/>
-          <w:lang w:eastAsia="zh-CN"/>
-        </w:rPr>
-        <w:t>陈思奕</w:t>
       </w:r>
       <w:r>
         <w:rPr>
